--- a/por/docx/29.content.docx
+++ b/por/docx/29.content.docx
@@ -19,7 +19,7 @@
         <w:rPr>
           <w:lang w:val="pt_PT" w:bidi="pt_PT"/>
         </w:rPr>
-        <w:t>Resource: Notas de Estudo - Introduções aos Livros (Tyndale)</w:t>
+        <w:t>Resource: Tyndale Open Study Notes</w:t>
       </w:r>
       <w:r>
         <w:rPr>
@@ -112,7 +112,7 @@
         <w:rPr>
           <w:lang w:val="pt_PT" w:bidi="pt_PT"/>
         </w:rPr>
-        <w:t>Notas de Estudo - Introduções aos Livros (Tyndale)</w:t>
+        <w:t>Tyndale Open Study Notes</w:t>
       </w:r>
     </w:p>
     <w:p>

--- a/por/docx/29.content.docx
+++ b/por/docx/29.content.docx
@@ -19,7 +19,7 @@
         <w:rPr>
           <w:lang w:val="pt_PT" w:bidi="pt_PT"/>
         </w:rPr>
-        <w:t>Resource: Tyndale Open Study Notes</w:t>
+        <w:t>Resource: Aquifer Open Study Notes (Book Intros)</w:t>
       </w:r>
       <w:r>
         <w:rPr>
@@ -112,7 +112,7 @@
         <w:rPr>
           <w:lang w:val="pt_PT" w:bidi="pt_PT"/>
         </w:rPr>
-        <w:t>Tyndale Open Study Notes</w:t>
+        <w:t>Aquifer Open Study Notes (Book Intros)</w:t>
       </w:r>
     </w:p>
     <w:p>

--- a/por/docx/29.content.docx
+++ b/por/docx/29.content.docx
@@ -323,36 +323,24 @@
         </w:rPr>
         <w:t>O livro de Joel consiste em duas partes quase iguais. Na primeira seção (</w:t>
       </w:r>
-      <w:hyperlink r:id="rId13">
-        <w:r>
-          <w:rPr>
-            <w:lang w:val="pt_PT" w:bidi="pt_PT"/>
-          </w:rPr>
-          <w:rPr>
-            <w:color w:val="0000EE"/>
-            <w:u w:val="single"/>
-          </w:rPr>
-          <w:t>1.1–2.17</w:t>
-        </w:r>
-      </w:hyperlink>
+      <w:r>
+        <w:rPr>
+          <w:lang w:val="pt_PT" w:bidi="pt_PT"/>
+        </w:rPr>
+        <w:t>1.1–2.17</w:t>
+      </w:r>
       <w:r>
         <w:rPr>
           <w:lang w:val="pt_PT" w:bidi="pt_PT"/>
         </w:rPr>
         <w:t xml:space="preserve">), o profeta descreve a devastadora praga de gafanhotos que afligiu Judá e Jerusalém. A praga foi tão severa que devastou toda a terra, destruindo grãos, vinhas e árvores. Os efeitos da praga foram ainda agravados por uma seca que deixou a terra ressequida e queimada. Como resultado, tanto humanos quanto animais gemiam de fome, e o povo não tinha nada para levar ao Templo como oferta ao Senhor. Portanto, em </w:t>
       </w:r>
-      <w:hyperlink r:id="rId14">
-        <w:r>
-          <w:rPr>
-            <w:lang w:val="pt_PT" w:bidi="pt_PT"/>
-          </w:rPr>
-          <w:rPr>
-            <w:color w:val="0000EE"/>
-            <w:u w:val="single"/>
-          </w:rPr>
-          <w:t>2.12–17</w:t>
-        </w:r>
-      </w:hyperlink>
+      <w:r>
+        <w:rPr>
+          <w:lang w:val="pt_PT" w:bidi="pt_PT"/>
+        </w:rPr>
+        <w:t>2.12–17</w:t>
+      </w:r>
       <w:r>
         <w:rPr>
           <w:lang w:val="pt_PT" w:bidi="pt_PT"/>
@@ -373,54 +361,36 @@
         </w:rPr>
         <w:t>Na segunda parte do livro (</w:t>
       </w:r>
-      <w:hyperlink r:id="rId15">
-        <w:r>
-          <w:rPr>
-            <w:lang w:val="pt_PT" w:bidi="pt_PT"/>
-          </w:rPr>
-          <w:rPr>
-            <w:color w:val="0000EE"/>
-            <w:u w:val="single"/>
-          </w:rPr>
-          <w:t>2.18–3.21</w:t>
-        </w:r>
-      </w:hyperlink>
+      <w:r>
+        <w:rPr>
+          <w:lang w:val="pt_PT" w:bidi="pt_PT"/>
+        </w:rPr>
+        <w:t>2.18–3.21</w:t>
+      </w:r>
       <w:r>
         <w:rPr>
           <w:lang w:val="pt_PT" w:bidi="pt_PT"/>
         </w:rPr>
         <w:t xml:space="preserve">), o Senhor promete ter piedade de seu povo e restaurar sua terra após a praga de gafanhotos. Em </w:t>
       </w:r>
-      <w:hyperlink r:id="rId16">
-        <w:r>
-          <w:rPr>
-            <w:lang w:val="pt_PT" w:bidi="pt_PT"/>
-          </w:rPr>
-          <w:rPr>
-            <w:color w:val="0000EE"/>
-            <w:u w:val="single"/>
-          </w:rPr>
-          <w:t>2.18–27</w:t>
-        </w:r>
-      </w:hyperlink>
+      <w:r>
+        <w:rPr>
+          <w:lang w:val="pt_PT" w:bidi="pt_PT"/>
+        </w:rPr>
+        <w:t>2.18–27</w:t>
+      </w:r>
       <w:r>
         <w:rPr>
           <w:lang w:val="pt_PT" w:bidi="pt_PT"/>
         </w:rPr>
         <w:t xml:space="preserve">, Joel descreve como Deus restaurará suas vidas materiais no futuro imediato, reabastecendo seus campos, pomares, vinhedos e rebanhos. Em </w:t>
       </w:r>
-      <w:hyperlink r:id="rId17">
-        <w:r>
-          <w:rPr>
-            <w:lang w:val="pt_PT" w:bidi="pt_PT"/>
-          </w:rPr>
-          <w:rPr>
-            <w:color w:val="0000EE"/>
-            <w:u w:val="single"/>
-          </w:rPr>
-          <w:t>2.28–3.21</w:t>
-        </w:r>
-      </w:hyperlink>
+      <w:r>
+        <w:rPr>
+          <w:lang w:val="pt_PT" w:bidi="pt_PT"/>
+        </w:rPr>
+        <w:t>2.28–3.21</w:t>
+      </w:r>
       <w:r>
         <w:rPr>
           <w:lang w:val="pt_PT" w:bidi="pt_PT"/>
@@ -452,36 +422,24 @@
         </w:rPr>
         <w:t xml:space="preserve">Não sabemos quando o profeta Joel viveu e profetizou. Joel não lista os reis sob os quais ele ministrou (cp., e.g. </w:t>
       </w:r>
-      <w:hyperlink r:id="rId18">
-        <w:r>
-          <w:rPr>
-            <w:lang w:val="pt_PT" w:bidi="pt_PT"/>
-          </w:rPr>
-          <w:rPr>
-            <w:color w:val="0000EE"/>
-            <w:u w:val="single"/>
-          </w:rPr>
-          <w:t>Am 1.1</w:t>
-        </w:r>
-      </w:hyperlink>
+      <w:r>
+        <w:rPr>
+          <w:lang w:val="pt_PT" w:bidi="pt_PT"/>
+        </w:rPr>
+        <w:t>Am 1.1</w:t>
+      </w:r>
       <w:r>
         <w:rPr>
           <w:lang w:val="pt_PT" w:bidi="pt_PT"/>
         </w:rPr>
         <w:t xml:space="preserve">; </w:t>
       </w:r>
-      <w:hyperlink r:id="rId19">
-        <w:r>
-          <w:rPr>
-            <w:lang w:val="pt_PT" w:bidi="pt_PT"/>
-          </w:rPr>
-          <w:rPr>
-            <w:color w:val="0000EE"/>
-            <w:u w:val="single"/>
-          </w:rPr>
-          <w:t>Mq 1.1</w:t>
-        </w:r>
-      </w:hyperlink>
+      <w:r>
+        <w:rPr>
+          <w:lang w:val="pt_PT" w:bidi="pt_PT"/>
+        </w:rPr>
+        <w:t>Mq 1.1</w:t>
+      </w:r>
       <w:r>
         <w:rPr>
           <w:lang w:val="pt_PT" w:bidi="pt_PT"/>
@@ -502,36 +460,24 @@
         </w:rPr>
         <w:t xml:space="preserve">Nas Bíblias Hebraica e em português, Joel é colocado entre Oseias e Amós, que profetizaram durante os anos 700 a.C. Isso levou alguns a propor que Joel foi um profeta antigo que pode ter vivido até mesmo antes de Amós e Oseias. Como o livro não menciona um rei e considera o sacerdócio favoravelmente, esses intérpretes acreditam que Joel profetizou enquanto Joás (835–796 a.C.) ainda era uma criança, quando o reino estava sob a supervisão de Joiada, o sacerdote (veja </w:t>
       </w:r>
-      <w:hyperlink r:id="rId20">
-        <w:r>
-          <w:rPr>
-            <w:lang w:val="pt_PT" w:bidi="pt_PT"/>
-          </w:rPr>
-          <w:rPr>
-            <w:color w:val="0000EE"/>
-            <w:u w:val="single"/>
-          </w:rPr>
-          <w:t>Jl 2.17</w:t>
-        </w:r>
-      </w:hyperlink>
+      <w:r>
+        <w:rPr>
+          <w:lang w:val="pt_PT" w:bidi="pt_PT"/>
+        </w:rPr>
+        <w:t>Jl 2.17</w:t>
+      </w:r>
       <w:r>
         <w:rPr>
           <w:lang w:val="pt_PT" w:bidi="pt_PT"/>
         </w:rPr>
         <w:t xml:space="preserve">; veja também </w:t>
       </w:r>
-      <w:hyperlink r:id="rId21">
-        <w:r>
-          <w:rPr>
-            <w:lang w:val="pt_PT" w:bidi="pt_PT"/>
-          </w:rPr>
-          <w:rPr>
-            <w:color w:val="0000EE"/>
-            <w:u w:val="single"/>
-          </w:rPr>
-          <w:t>2Rs 12.1–21</w:t>
-        </w:r>
-      </w:hyperlink>
+      <w:r>
+        <w:rPr>
+          <w:lang w:val="pt_PT" w:bidi="pt_PT"/>
+        </w:rPr>
+        <w:t>2Rs 12.1–21</w:t>
+      </w:r>
       <w:r>
         <w:rPr>
           <w:lang w:val="pt_PT" w:bidi="pt_PT"/>
@@ -605,18 +551,12 @@
         </w:rPr>
         <w:t>Ao longo do livro de Joel, vemos claramente a soberania de Deus sobre toda a criação. Ele é Senhor tanto do mundo natural quanto da civilização humana. A praga de gafanhotos não foi meramente um evento natural; o exército de insetos veio por ordem de Deus (</w:t>
       </w:r>
-      <w:hyperlink r:id="rId22">
-        <w:r>
-          <w:rPr>
-            <w:lang w:val="pt_PT" w:bidi="pt_PT"/>
-          </w:rPr>
-          <w:rPr>
-            <w:color w:val="0000EE"/>
-            <w:u w:val="single"/>
-          </w:rPr>
-          <w:t>2.11</w:t>
-        </w:r>
-      </w:hyperlink>
+      <w:r>
+        <w:rPr>
+          <w:lang w:val="pt_PT" w:bidi="pt_PT"/>
+        </w:rPr>
+        <w:t>2.11</w:t>
+      </w:r>
       <w:r>
         <w:rPr>
           <w:lang w:val="pt_PT" w:bidi="pt_PT"/>
@@ -637,36 +577,24 @@
         </w:rPr>
         <w:t>Devido ao impacto negativo do pecado humano no mundo natural, Joel convoca o povo de Judá e Jerusalém ao arrependimento. Joel pode oferecer aos israelitas a chance de se arrepender porque ele sabe que Deus é misericordioso e compassivo. É da natureza de Deus perdoar aqueles que se arrependem em vez de julgá-los, restaurar em vez de destruir. Citando um texto antigo (</w:t>
       </w:r>
-      <w:hyperlink r:id="rId23">
-        <w:r>
-          <w:rPr>
-            <w:lang w:val="pt_PT" w:bidi="pt_PT"/>
-          </w:rPr>
-          <w:rPr>
-            <w:color w:val="0000EE"/>
-            <w:u w:val="single"/>
-          </w:rPr>
-          <w:t>Êx 34.6–7</w:t>
-        </w:r>
-      </w:hyperlink>
+      <w:r>
+        <w:rPr>
+          <w:lang w:val="pt_PT" w:bidi="pt_PT"/>
+        </w:rPr>
+        <w:t>Êx 34.6–7</w:t>
+      </w:r>
       <w:r>
         <w:rPr>
           <w:lang w:val="pt_PT" w:bidi="pt_PT"/>
         </w:rPr>
         <w:t>), Joel estende o gracioso convite de Deus aos israelitas: “Voltem para o Senhor seu Deus, pois ele é misericordioso e compassivo, lento para se irar e cheio de amor infalível” (</w:t>
       </w:r>
-      <w:hyperlink r:id="rId24">
-        <w:r>
-          <w:rPr>
-            <w:lang w:val="pt_PT" w:bidi="pt_PT"/>
-          </w:rPr>
-          <w:rPr>
-            <w:color w:val="0000EE"/>
-            <w:u w:val="single"/>
-          </w:rPr>
-          <w:t>Jl 2.13</w:t>
-        </w:r>
-      </w:hyperlink>
+      <w:r>
+        <w:rPr>
+          <w:lang w:val="pt_PT" w:bidi="pt_PT"/>
+        </w:rPr>
+        <w:t>Jl 2.13</w:t>
+      </w:r>
       <w:r>
         <w:rPr>
           <w:lang w:val="pt_PT" w:bidi="pt_PT"/>
@@ -687,72 +615,48 @@
         </w:rPr>
         <w:t xml:space="preserve">Para Joel, a maneira adequada de expressar arrependimento era através do culto oficial no Templo, presidido pelos sacerdotes. Isso pode parecer surpreendente porque vários outros profetas denunciam o culto oficial devido à corrupção generalizada entre os sacerdotes e líderes (veja </w:t>
       </w:r>
-      <w:hyperlink r:id="rId25">
-        <w:r>
-          <w:rPr>
-            <w:lang w:val="pt_PT" w:bidi="pt_PT"/>
-          </w:rPr>
-          <w:rPr>
-            <w:color w:val="0000EE"/>
-            <w:u w:val="single"/>
-          </w:rPr>
-          <w:t>Is 1.10–18</w:t>
-        </w:r>
-      </w:hyperlink>
+      <w:r>
+        <w:rPr>
+          <w:lang w:val="pt_PT" w:bidi="pt_PT"/>
+        </w:rPr>
+        <w:t>Is 1.10–18</w:t>
+      </w:r>
       <w:r>
         <w:rPr>
           <w:lang w:val="pt_PT" w:bidi="pt_PT"/>
         </w:rPr>
         <w:t xml:space="preserve">; </w:t>
       </w:r>
-      <w:hyperlink r:id="rId26">
-        <w:r>
-          <w:rPr>
-            <w:lang w:val="pt_PT" w:bidi="pt_PT"/>
-          </w:rPr>
-          <w:rPr>
-            <w:color w:val="0000EE"/>
-            <w:u w:val="single"/>
-          </w:rPr>
-          <w:t>Am 5.21–24</w:t>
-        </w:r>
-      </w:hyperlink>
+      <w:r>
+        <w:rPr>
+          <w:lang w:val="pt_PT" w:bidi="pt_PT"/>
+        </w:rPr>
+        <w:t>Am 5.21–24</w:t>
+      </w:r>
       <w:r>
         <w:rPr>
           <w:lang w:val="pt_PT" w:bidi="pt_PT"/>
         </w:rPr>
         <w:t>), mas Joel reconheceu o valor do culto quando é realizado com um coração sincero e totalmente aberto a Deus (uma atitude característica dos profetas pós-exílicos — veja Ageu, Zacarias e Malaquias). No culto, realidades eternas invisíveis são representadas por objetos e ações físicas. No entanto, o profeta lembra aos israelitas que a religião é muito mais do que uma exibição externa; o verdadeiro culto é fundamentado na transformação interior (</w:t>
       </w:r>
-      <w:hyperlink r:id="rId24">
-        <w:r>
-          <w:rPr>
-            <w:lang w:val="pt_PT" w:bidi="pt_PT"/>
-          </w:rPr>
-          <w:rPr>
-            <w:color w:val="0000EE"/>
-            <w:u w:val="single"/>
-          </w:rPr>
-          <w:t>Jl 2.13</w:t>
-        </w:r>
-      </w:hyperlink>
+      <w:r>
+        <w:rPr>
+          <w:lang w:val="pt_PT" w:bidi="pt_PT"/>
+        </w:rPr>
+        <w:t>Jl 2.13</w:t>
+      </w:r>
       <w:r>
         <w:rPr>
           <w:lang w:val="pt_PT" w:bidi="pt_PT"/>
         </w:rPr>
         <w:t xml:space="preserve">). A solução para o culto corrupto não é abandonar o culto, mas adorar a Deus em espírito e em verdade (veja </w:t>
       </w:r>
-      <w:hyperlink r:id="rId27">
-        <w:r>
-          <w:rPr>
-            <w:lang w:val="pt_PT" w:bidi="pt_PT"/>
-          </w:rPr>
-          <w:rPr>
-            <w:color w:val="0000EE"/>
-            <w:u w:val="single"/>
-          </w:rPr>
-          <w:t>Jo 4.23–24</w:t>
-        </w:r>
-      </w:hyperlink>
+      <w:r>
+        <w:rPr>
+          <w:lang w:val="pt_PT" w:bidi="pt_PT"/>
+        </w:rPr>
+        <w:t>Jo 4.23–24</w:t>
+      </w:r>
       <w:r>
         <w:rPr>
           <w:lang w:val="pt_PT" w:bidi="pt_PT"/>
@@ -773,126 +677,84 @@
         </w:rPr>
         <w:t>Para um povo que enfrentou desastres, Joel trouxe a mensagem de que seu Deus estava totalmente no controle do futuro. Ele assegurou-lhes que no dia do Senhor, Deus interviria no mundo para julgar os ímpios e estabelecer a paz e a justiça (</w:t>
       </w:r>
-      <w:hyperlink r:id="rId28">
-        <w:r>
-          <w:rPr>
-            <w:lang w:val="pt_PT" w:bidi="pt_PT"/>
-          </w:rPr>
-          <w:rPr>
-            <w:color w:val="0000EE"/>
-            <w:u w:val="single"/>
-          </w:rPr>
-          <w:t>Jl 1.15</w:t>
-        </w:r>
-      </w:hyperlink>
+      <w:r>
+        <w:rPr>
+          <w:lang w:val="pt_PT" w:bidi="pt_PT"/>
+        </w:rPr>
+        <w:t>Jl 1.15</w:t>
+      </w:r>
       <w:r>
         <w:rPr>
           <w:lang w:val="pt_PT" w:bidi="pt_PT"/>
         </w:rPr>
         <w:t xml:space="preserve">; </w:t>
       </w:r>
-      <w:hyperlink r:id="rId29">
-        <w:r>
-          <w:rPr>
-            <w:lang w:val="pt_PT" w:bidi="pt_PT"/>
-          </w:rPr>
-          <w:rPr>
-            <w:color w:val="0000EE"/>
-            <w:u w:val="single"/>
-          </w:rPr>
-          <w:t>2.1</w:t>
-        </w:r>
-      </w:hyperlink>
+      <w:r>
+        <w:rPr>
+          <w:lang w:val="pt_PT" w:bidi="pt_PT"/>
+        </w:rPr>
+        <w:t>2.1</w:t>
+      </w:r>
       <w:r>
         <w:rPr>
           <w:lang w:val="pt_PT" w:bidi="pt_PT"/>
         </w:rPr>
         <w:t>). Então, Ele derramará seu Espírito sobre pessoas de todas as classes, gêneros e idades, tornando possível que seu povo viva de acordo com sua lei. As injustiças que muitas vezes dominam nosso mundo caído só serão corrigidas quando Deus vier plena e finalmente à sua criação (</w:t>
       </w:r>
-      <w:hyperlink r:id="rId17">
-        <w:r>
-          <w:rPr>
-            <w:lang w:val="pt_PT" w:bidi="pt_PT"/>
-          </w:rPr>
-          <w:rPr>
-            <w:color w:val="0000EE"/>
-            <w:u w:val="single"/>
-          </w:rPr>
-          <w:t>Jl 2.28–3.21</w:t>
-        </w:r>
-      </w:hyperlink>
+      <w:r>
+        <w:rPr>
+          <w:lang w:val="pt_PT" w:bidi="pt_PT"/>
+        </w:rPr>
+        <w:t>Jl 2.28–3.21</w:t>
+      </w:r>
       <w:r>
         <w:rPr>
           <w:lang w:val="pt_PT" w:bidi="pt_PT"/>
         </w:rPr>
         <w:t xml:space="preserve">; veja </w:t>
       </w:r>
-      <w:hyperlink r:id="rId30">
-        <w:r>
-          <w:rPr>
-            <w:lang w:val="pt_PT" w:bidi="pt_PT"/>
-          </w:rPr>
-          <w:rPr>
-            <w:color w:val="0000EE"/>
-            <w:u w:val="single"/>
-          </w:rPr>
-          <w:t>Mt 16.27</w:t>
-        </w:r>
-      </w:hyperlink>
+      <w:r>
+        <w:rPr>
+          <w:lang w:val="pt_PT" w:bidi="pt_PT"/>
+        </w:rPr>
+        <w:t>Mt 16.27</w:t>
+      </w:r>
       <w:r>
         <w:rPr>
           <w:lang w:val="pt_PT" w:bidi="pt_PT"/>
         </w:rPr>
         <w:t xml:space="preserve">; </w:t>
       </w:r>
-      <w:hyperlink r:id="rId31">
-        <w:r>
-          <w:rPr>
-            <w:lang w:val="pt_PT" w:bidi="pt_PT"/>
-          </w:rPr>
-          <w:rPr>
-            <w:color w:val="0000EE"/>
-            <w:u w:val="single"/>
-          </w:rPr>
-          <w:t>At 2.16–40</w:t>
-        </w:r>
-      </w:hyperlink>
+      <w:r>
+        <w:rPr>
+          <w:lang w:val="pt_PT" w:bidi="pt_PT"/>
+        </w:rPr>
+        <w:t>At 2.16–40</w:t>
+      </w:r>
       <w:r>
         <w:rPr>
           <w:lang w:val="pt_PT" w:bidi="pt_PT"/>
         </w:rPr>
         <w:t xml:space="preserve">; </w:t>
       </w:r>
-      <w:hyperlink r:id="rId32">
-        <w:r>
-          <w:rPr>
-            <w:lang w:val="pt_PT" w:bidi="pt_PT"/>
-          </w:rPr>
-          <w:rPr>
-            <w:color w:val="0000EE"/>
-            <w:u w:val="single"/>
-          </w:rPr>
-          <w:t>Cl 2.13–22</w:t>
-        </w:r>
-      </w:hyperlink>
+      <w:r>
+        <w:rPr>
+          <w:lang w:val="pt_PT" w:bidi="pt_PT"/>
+        </w:rPr>
+        <w:t>Cl 2.13–22</w:t>
+      </w:r>
       <w:r>
         <w:rPr>
           <w:lang w:val="pt_PT" w:bidi="pt_PT"/>
         </w:rPr>
         <w:t xml:space="preserve">; </w:t>
       </w:r>
-      <w:hyperlink r:id="rId33">
-        <w:r>
-          <w:rPr>
-            <w:lang w:val="pt_PT" w:bidi="pt_PT"/>
-          </w:rPr>
-          <w:rPr>
-            <w:color w:val="0000EE"/>
-            <w:u w:val="single"/>
-          </w:rPr>
-          <w:t>Ap 21–22</w:t>
-        </w:r>
-      </w:hyperlink>
+      <w:r>
+        <w:rPr>
+          <w:lang w:val="pt_PT" w:bidi="pt_PT"/>
+        </w:rPr>
+        <w:t>Ap 21–22</w:t>
+      </w:r>
       <w:r>
         <w:rPr>
           <w:lang w:val="pt_PT" w:bidi="pt_PT"/>
